--- a/Paper/Liver_Disease_Paper/Iteration_0/Tables/Table 2.docx
+++ b/Paper/Liver_Disease_Paper/Iteration_0/Tables/Table 2.docx
@@ -25,7 +25,7 @@
           <w:sz w:val="16"/>
           <w:szCs w:val="16"/>
         </w:rPr>
-        <w:t xml:space="preserve">Table </w:t>
+        <w:t>Table</w:t>
       </w:r>
       <w:r>
         <w:rPr>
@@ -36,54 +36,10 @@
           <w:sz w:val="16"/>
           <w:szCs w:val="16"/>
         </w:rPr>
-        <w:fldChar w:fldCharType="begin"/>
+        <w:t xml:space="preserve"> 2</w:t>
       </w:r>
-      <w:r>
-        <w:rPr>
-          <w:rFonts w:ascii="Arial" w:hAnsi="Arial" w:cs="Arial"/>
-          <w:b/>
-          <w:i w:val="0"/>
-          <w:color w:val="auto"/>
-          <w:sz w:val="16"/>
-          <w:szCs w:val="16"/>
-        </w:rPr>
-        <w:instrText xml:space="preserve"> SEQ Table \* ARABIC </w:instrText>
-      </w:r>
-      <w:r>
-        <w:rPr>
-          <w:rFonts w:ascii="Arial" w:hAnsi="Arial" w:cs="Arial"/>
-          <w:b/>
-          <w:i w:val="0"/>
-          <w:color w:val="auto"/>
-          <w:sz w:val="16"/>
-          <w:szCs w:val="16"/>
-        </w:rPr>
-        <w:fldChar w:fldCharType="separate"/>
-      </w:r>
-      <w:r>
-        <w:rPr>
-          <w:rFonts w:ascii="Arial" w:hAnsi="Arial" w:cs="Arial"/>
-          <w:b/>
-          <w:i w:val="0"/>
-          <w:noProof/>
-          <w:color w:val="auto"/>
-          <w:sz w:val="16"/>
-          <w:szCs w:val="16"/>
-        </w:rPr>
-        <w:t>3</w:t>
-      </w:r>
-      <w:r>
-        <w:rPr>
-          <w:rFonts w:ascii="Arial" w:hAnsi="Arial" w:cs="Arial"/>
-          <w:b/>
-          <w:i w:val="0"/>
-          <w:noProof/>
-          <w:color w:val="auto"/>
-          <w:sz w:val="16"/>
-          <w:szCs w:val="16"/>
-        </w:rPr>
-        <w:fldChar w:fldCharType="end"/>
-      </w:r>
+      <w:bookmarkStart w:id="0" w:name="_GoBack"/>
+      <w:bookmarkEnd w:id="0"/>
       <w:r>
         <w:rPr>
           <w:rFonts w:ascii="Arial" w:hAnsi="Arial" w:cs="Arial"/>
@@ -1183,8 +1139,6 @@
           <w:szCs w:val="16"/>
         </w:rPr>
       </w:pPr>
-      <w:bookmarkStart w:id="0" w:name="_GoBack"/>
-      <w:bookmarkEnd w:id="0"/>
     </w:p>
     <w:sectPr>
       <w:pgSz w:w="12240" w:h="15840"/>
